--- a/docs/2 аттестация.docx
+++ b/docs/2 аттестация.docx
@@ -1,6 +1,6 @@
 
 <file path=word/document.xml><?xml version="1.0" encoding="utf-8"?>
-<w:document xmlns:wpc="http://schemas.microsoft.com/office/word/2010/wordprocessingCanvas" xmlns:cx="http://schemas.microsoft.com/office/drawing/2014/chartex" xmlns:cx1="http://schemas.microsoft.com/office/drawing/2015/9/8/chartex" xmlns:cx2="http://schemas.microsoft.com/office/drawing/2015/10/21/chartex" xmlns:cx3="http://schemas.microsoft.com/office/drawing/2016/5/9/chartex" xmlns:cx4="http://schemas.microsoft.com/office/drawing/2016/5/10/chartex" xmlns:cx5="http://schemas.microsoft.com/office/drawing/2016/5/11/chartex" xmlns:cx6="http://schemas.microsoft.com/office/drawing/2016/5/12/chartex" xmlns:cx7="http://schemas.microsoft.com/office/drawing/2016/5/13/chartex" xmlns:cx8="http://schemas.microsoft.com/office/drawing/2016/5/14/chartex" xmlns:mc="http://schemas.openxmlformats.org/markup-compatibility/2006" xmlns:aink="http://schemas.microsoft.com/office/drawing/2016/ink" xmlns:am3d="http://schemas.microsoft.com/office/drawing/2017/model3d" xmlns:o="urn:schemas-microsoft-com:office:office" xmlns:oel="http://schemas.microsoft.com/office/2019/extlst" xmlns:r="http://schemas.openxmlformats.org/officeDocument/2006/relationships" xmlns:m="http://schemas.openxmlformats.org/officeDocument/2006/math" xmlns:v="urn:schemas-microsoft-com:vml" xmlns:wp14="http://schemas.microsoft.com/office/word/2010/wordprocessingDrawing" xmlns:wp="http://schemas.openxmlformats.org/drawingml/2006/wordprocessingDrawing" xmlns:w10="urn:schemas-microsoft-com:office:word" xmlns:w="http://schemas.openxmlformats.org/wordprocessingml/2006/main" xmlns:w14="http://schemas.microsoft.com/office/word/2010/wordml" xmlns:w15="http://schemas.microsoft.com/office/word/2012/wordml" xmlns:w16cex="http://schemas.microsoft.com/office/word/2018/wordml/cex" xmlns:w16cid="http://schemas.microsoft.com/office/word/2016/wordml/cid" xmlns:w16="http://schemas.microsoft.com/office/word/2018/wordml" xmlns:w16du="http://schemas.microsoft.com/office/word/2023/wordml/word16du" xmlns:w16sdtdh="http://schemas.microsoft.com/office/word/2020/wordml/sdtdatahash" xmlns:w16sdtfl="http://schemas.microsoft.com/office/word/2024/wordml/sdtformatlock" xmlns:w16se="http://schemas.microsoft.com/office/word/2015/wordml/symex" xmlns:wpg="http://schemas.microsoft.com/office/word/2010/wordprocessingGroup" xmlns:wpi="http://schemas.microsoft.com/office/word/2010/wordprocessingInk" xmlns:wne="http://schemas.microsoft.com/office/word/2006/wordml" xmlns:wps="http://schemas.microsoft.com/office/word/2010/wordprocessingShape" mc:Ignorable="w14 w15 w16se w16cid w16 w16cex w16sdtdh w16sdtfl w16du wp14">
+<w:document xmlns:wpc="http://schemas.microsoft.com/office/word/2010/wordprocessingCanvas" xmlns:mc="http://schemas.openxmlformats.org/markup-compatibility/2006" xmlns:o="urn:schemas-microsoft-com:office:office" xmlns:r="http://schemas.openxmlformats.org/officeDocument/2006/relationships" xmlns:m="http://schemas.openxmlformats.org/officeDocument/2006/math" xmlns:v="urn:schemas-microsoft-com:vml" xmlns:wp14="http://schemas.microsoft.com/office/word/2010/wordprocessingDrawing" xmlns:wp="http://schemas.openxmlformats.org/drawingml/2006/wordprocessingDrawing" xmlns:w10="urn:schemas-microsoft-com:office:word" xmlns:w="http://schemas.openxmlformats.org/wordprocessingml/2006/main" xmlns:w14="http://schemas.microsoft.com/office/word/2010/wordml" xmlns:w15="http://schemas.microsoft.com/office/word/2012/wordml" xmlns:wpg="http://schemas.microsoft.com/office/word/2010/wordprocessingGroup" xmlns:wpi="http://schemas.microsoft.com/office/word/2010/wordprocessingInk" xmlns:wne="http://schemas.microsoft.com/office/word/2006/wordml" xmlns:wps="http://schemas.microsoft.com/office/word/2010/wordprocessingShape" mc:Ignorable="w14 w15 wp14">
   <w:body>
     <w:p>
       <w:pPr>
@@ -9,12 +9,9 @@
           <w:ilvl w:val="0"/>
           <w:numId w:val="1"/>
         </w:numPr>
-        <w:spacing w:before="480" w:after="480" w:line="360" w:lineRule="auto"/>
         <w:ind w:left="0" w:right="57" w:firstLine="709"/>
-        <w:jc w:val="both"/>
-        <w:rPr>
-          <w:rFonts w:ascii="Times New Roman" w:hAnsi="Times New Roman"/>
-          <w:b/>
+        <w:rPr>
+          <w:b w:val="0"/>
           <w:color w:val="000000"/>
           <w:kern w:val="0"/>
           <w:sz w:val="32"/>
@@ -23,8 +20,6 @@
       </w:pPr>
       <w:r>
         <w:rPr>
-          <w:rFonts w:ascii="Times New Roman" w:hAnsi="Times New Roman"/>
-          <w:b/>
           <w:color w:val="000000"/>
           <w:kern w:val="0"/>
           <w:sz w:val="32"/>
@@ -40,13 +35,10 @@
           <w:ilvl w:val="0"/>
           <w:numId w:val="5"/>
         </w:numPr>
-        <w:spacing w:before="480" w:after="480" w:line="360" w:lineRule="auto"/>
         <w:ind w:left="0" w:firstLine="709"/>
-        <w:jc w:val="both"/>
-        <w:rPr>
-          <w:rFonts w:ascii="Times New Roman" w:eastAsiaTheme="minorEastAsia" w:hAnsi="Times New Roman" w:cstheme="minorBidi"/>
-          <w:b/>
-          <w:color w:val="0D0D0D" w:themeColor="text1" w:themeTint="F2"/>
+        <w:rPr>
+          <w:rFonts w:eastAsiaTheme="minorEastAsia" w:cstheme="minorBidi"/>
+          <w:b w:val="0"/>
           <w:kern w:val="0"/>
           <w:szCs w:val="22"/>
           <w14:ligatures w14:val="none"/>
@@ -54,9 +46,7 @@
       </w:pPr>
       <w:r>
         <w:rPr>
-          <w:rFonts w:ascii="Times New Roman" w:eastAsiaTheme="minorEastAsia" w:hAnsi="Times New Roman" w:cstheme="minorBidi"/>
-          <w:b/>
-          <w:color w:val="0D0D0D" w:themeColor="text1" w:themeTint="F2"/>
+          <w:rFonts w:eastAsiaTheme="minorEastAsia" w:cstheme="minorBidi"/>
           <w:kern w:val="0"/>
           <w:szCs w:val="22"/>
           <w14:ligatures w14:val="none"/>
@@ -66,19 +56,16 @@
     </w:p>
     <w:p>
       <w:pPr>
-        <w:rPr>
-          <w:rFonts w:ascii="Times New Roman" w:hAnsi="Times New Roman"/>
+        <w:ind w:firstLine="709"/>
+        <w:rPr>
           <w:kern w:val="0"/>
-          <w:sz w:val="28"/>
           <w:szCs w:val="22"/>
           <w14:ligatures w14:val="none"/>
         </w:rPr>
       </w:pPr>
       <w:r>
         <w:rPr>
-          <w:rFonts w:ascii="Times New Roman" w:hAnsi="Times New Roman"/>
           <w:kern w:val="0"/>
-          <w:sz w:val="28"/>
           <w:szCs w:val="22"/>
           <w14:ligatures w14:val="none"/>
         </w:rPr>
@@ -86,9 +73,7 @@
       </w:r>
       <w:r>
         <w:rPr>
-          <w:rFonts w:ascii="Times New Roman" w:hAnsi="Times New Roman"/>
           <w:kern w:val="0"/>
-          <w:sz w:val="28"/>
           <w:szCs w:val="22"/>
           <w14:ligatures w14:val="none"/>
         </w:rPr>
@@ -96,9 +81,7 @@
       </w:r>
       <w:r>
         <w:rPr>
-          <w:rFonts w:ascii="Times New Roman" w:hAnsi="Times New Roman"/>
           <w:kern w:val="0"/>
-          <w:sz w:val="28"/>
           <w:szCs w:val="22"/>
           <w14:ligatures w14:val="none"/>
         </w:rPr>
@@ -107,250 +90,216 @@
     </w:p>
     <w:p>
       <w:pPr>
-        <w:spacing w:after="0" w:line="360" w:lineRule="auto"/>
         <w:ind w:firstLine="709"/>
-        <w:jc w:val="both"/>
-        <w:rPr>
-          <w:rFonts w:ascii="Times New Roman" w:hAnsi="Times New Roman" w:cs="Times New Roman"/>
-          <w:sz w:val="28"/>
-        </w:rPr>
-      </w:pPr>
-      <w:r>
-        <w:rPr>
-          <w:rFonts w:ascii="Times New Roman" w:hAnsi="Times New Roman" w:cs="Times New Roman"/>
-          <w:sz w:val="28"/>
+        <w:rPr>
+          <w:rFonts w:cs="Times New Roman"/>
+        </w:rPr>
+      </w:pPr>
+      <w:r>
+        <w:rPr>
+          <w:rFonts w:cs="Times New Roman"/>
         </w:rPr>
         <w:t xml:space="preserve">Пользователь имеет возможность </w:t>
       </w:r>
       <w:r>
         <w:rPr>
-          <w:rFonts w:ascii="Times New Roman" w:hAnsi="Times New Roman" w:cs="Times New Roman"/>
-          <w:sz w:val="28"/>
+          <w:rFonts w:cs="Times New Roman"/>
         </w:rPr>
         <w:t>зарегистрироваться</w:t>
       </w:r>
       <w:r>
         <w:rPr>
-          <w:rFonts w:ascii="Times New Roman" w:hAnsi="Times New Roman" w:cs="Times New Roman"/>
-          <w:sz w:val="28"/>
+          <w:rFonts w:cs="Times New Roman"/>
         </w:rPr>
         <w:t>. Функция «</w:t>
       </w:r>
       <w:r>
         <w:rPr>
-          <w:rFonts w:ascii="Times New Roman" w:hAnsi="Times New Roman" w:cs="Times New Roman"/>
-          <w:sz w:val="28"/>
+          <w:rFonts w:cs="Times New Roman"/>
         </w:rPr>
         <w:t>регистрация</w:t>
       </w:r>
       <w:r>
         <w:rPr>
-          <w:rFonts w:ascii="Times New Roman" w:hAnsi="Times New Roman" w:cs="Times New Roman"/>
-          <w:sz w:val="28"/>
+          <w:rFonts w:cs="Times New Roman"/>
         </w:rPr>
         <w:t>»</w:t>
       </w:r>
       <w:r>
         <w:rPr>
-          <w:rFonts w:ascii="Times New Roman" w:hAnsi="Times New Roman" w:cs="Times New Roman"/>
-          <w:sz w:val="28"/>
+          <w:rFonts w:cs="Times New Roman"/>
         </w:rPr>
         <w:t xml:space="preserve">, поведение </w:t>
       </w:r>
       <w:r>
         <w:rPr>
-          <w:rFonts w:ascii="Times New Roman" w:hAnsi="Times New Roman" w:cs="Times New Roman"/>
-          <w:sz w:val="28"/>
+          <w:rFonts w:cs="Times New Roman"/>
         </w:rPr>
         <w:t>«Система</w:t>
       </w:r>
       <w:r>
         <w:rPr>
-          <w:rFonts w:ascii="Times New Roman" w:hAnsi="Times New Roman" w:cs="Times New Roman"/>
-          <w:sz w:val="28"/>
+          <w:rFonts w:cs="Times New Roman"/>
         </w:rPr>
         <w:t xml:space="preserve"> должна</w:t>
       </w:r>
       <w:r>
         <w:rPr>
-          <w:rFonts w:ascii="Times New Roman" w:hAnsi="Times New Roman" w:cs="Times New Roman"/>
-          <w:sz w:val="28"/>
+          <w:rFonts w:cs="Times New Roman"/>
         </w:rPr>
         <w:t xml:space="preserve"> отображать форму ввода логина, пароля, подтверждение пароля и </w:t>
       </w:r>
       <w:r>
         <w:rPr>
-          <w:rFonts w:ascii="Times New Roman" w:hAnsi="Times New Roman" w:cs="Times New Roman"/>
-          <w:sz w:val="28"/>
+          <w:rFonts w:cs="Times New Roman"/>
           <w:lang w:val="en-US"/>
         </w:rPr>
         <w:t>email</w:t>
       </w:r>
       <w:r>
         <w:rPr>
-          <w:rFonts w:ascii="Times New Roman" w:hAnsi="Times New Roman" w:cs="Times New Roman"/>
-          <w:sz w:val="28"/>
+          <w:rFonts w:cs="Times New Roman"/>
         </w:rPr>
         <w:t>. При успешной регистрации</w:t>
       </w:r>
       <w:r>
         <w:rPr>
-          <w:rFonts w:ascii="Times New Roman" w:hAnsi="Times New Roman" w:cs="Times New Roman"/>
-          <w:sz w:val="28"/>
+          <w:rFonts w:cs="Times New Roman"/>
         </w:rPr>
         <w:t xml:space="preserve"> система создаёт учётную запись с ролью «Игрока» и перенаправляет </w:t>
       </w:r>
       <w:r>
         <w:rPr>
-          <w:rFonts w:ascii="Times New Roman" w:hAnsi="Times New Roman" w:cs="Times New Roman"/>
-          <w:sz w:val="28"/>
+          <w:rFonts w:cs="Times New Roman"/>
         </w:rPr>
         <w:t>в личный кабинет</w:t>
       </w:r>
       <w:r>
         <w:rPr>
-          <w:rFonts w:ascii="Times New Roman" w:hAnsi="Times New Roman" w:cs="Times New Roman"/>
-          <w:sz w:val="28"/>
+          <w:rFonts w:cs="Times New Roman"/>
         </w:rPr>
         <w:t>. Если логин занят</w:t>
       </w:r>
       <w:r>
         <w:rPr>
-          <w:rFonts w:ascii="Times New Roman" w:hAnsi="Times New Roman" w:cs="Times New Roman"/>
-          <w:sz w:val="28"/>
+          <w:rFonts w:cs="Times New Roman"/>
         </w:rPr>
         <w:t>,</w:t>
       </w:r>
       <w:r>
         <w:rPr>
-          <w:rFonts w:ascii="Times New Roman" w:hAnsi="Times New Roman" w:cs="Times New Roman"/>
-          <w:sz w:val="28"/>
+          <w:rFonts w:cs="Times New Roman"/>
         </w:rPr>
         <w:t xml:space="preserve"> то система выводит ошибку и предлагает выбрать другой</w:t>
       </w:r>
       <w:r>
         <w:rPr>
-          <w:rFonts w:ascii="Times New Roman" w:hAnsi="Times New Roman" w:cs="Times New Roman"/>
-          <w:sz w:val="28"/>
+          <w:rFonts w:cs="Times New Roman"/>
         </w:rPr>
         <w:t>»</w:t>
       </w:r>
     </w:p>
     <w:p>
       <w:pPr>
-        <w:spacing w:after="0" w:line="360" w:lineRule="auto"/>
         <w:ind w:firstLine="709"/>
-        <w:jc w:val="both"/>
-        <w:rPr>
-          <w:rFonts w:ascii="Times New Roman" w:hAnsi="Times New Roman" w:cs="Times New Roman"/>
-          <w:sz w:val="28"/>
-        </w:rPr>
-      </w:pPr>
-      <w:r>
-        <w:rPr>
-          <w:rFonts w:ascii="Times New Roman" w:hAnsi="Times New Roman" w:cs="Times New Roman"/>
-          <w:sz w:val="28"/>
+        <w:rPr>
+          <w:rFonts w:cs="Times New Roman"/>
+        </w:rPr>
+      </w:pPr>
+      <w:r>
+        <w:rPr>
+          <w:rFonts w:cs="Times New Roman"/>
         </w:rPr>
         <w:t xml:space="preserve">Пользователь имеет возможность </w:t>
       </w:r>
       <w:r>
         <w:rPr>
-          <w:rFonts w:ascii="Times New Roman" w:hAnsi="Times New Roman" w:cs="Times New Roman"/>
-          <w:sz w:val="28"/>
+          <w:rFonts w:cs="Times New Roman"/>
         </w:rPr>
         <w:t>войти в личный кабинет</w:t>
       </w:r>
       <w:r>
         <w:rPr>
-          <w:rFonts w:ascii="Times New Roman" w:hAnsi="Times New Roman" w:cs="Times New Roman"/>
-          <w:sz w:val="28"/>
+          <w:rFonts w:cs="Times New Roman"/>
         </w:rPr>
         <w:t>. Функция «</w:t>
       </w:r>
       <w:r>
         <w:rPr>
-          <w:rFonts w:ascii="Times New Roman" w:hAnsi="Times New Roman" w:cs="Times New Roman"/>
-          <w:sz w:val="28"/>
+          <w:rFonts w:cs="Times New Roman"/>
         </w:rPr>
         <w:t>вход</w:t>
       </w:r>
       <w:r>
         <w:rPr>
-          <w:rFonts w:ascii="Times New Roman" w:hAnsi="Times New Roman" w:cs="Times New Roman"/>
-          <w:sz w:val="28"/>
+          <w:rFonts w:cs="Times New Roman"/>
         </w:rPr>
         <w:t xml:space="preserve">», поведение </w:t>
       </w:r>
       <w:r>
         <w:rPr>
-          <w:rFonts w:ascii="Times New Roman" w:hAnsi="Times New Roman" w:cs="Times New Roman"/>
-          <w:sz w:val="28"/>
+          <w:rFonts w:cs="Times New Roman"/>
         </w:rPr>
         <w:t xml:space="preserve">«Система должна </w:t>
       </w:r>
       <w:r>
         <w:rPr>
-          <w:rFonts w:ascii="Times New Roman" w:hAnsi="Times New Roman" w:cs="Times New Roman"/>
-          <w:sz w:val="28"/>
+          <w:rFonts w:cs="Times New Roman"/>
         </w:rPr>
         <w:t>позволять входить по логину/</w:t>
       </w:r>
       <w:r>
         <w:rPr>
-          <w:rFonts w:ascii="Times New Roman" w:hAnsi="Times New Roman" w:cs="Times New Roman"/>
-          <w:sz w:val="28"/>
+          <w:rFonts w:cs="Times New Roman"/>
           <w:lang w:val="en-US"/>
         </w:rPr>
         <w:t>email</w:t>
       </w:r>
       <w:r>
         <w:rPr>
-          <w:rFonts w:ascii="Times New Roman" w:hAnsi="Times New Roman" w:cs="Times New Roman"/>
-          <w:sz w:val="28"/>
+          <w:rFonts w:cs="Times New Roman"/>
         </w:rPr>
         <w:t xml:space="preserve"> и паролю. При в</w:t>
       </w:r>
       <w:r>
         <w:rPr>
-          <w:rFonts w:ascii="Times New Roman" w:hAnsi="Times New Roman" w:cs="Times New Roman"/>
-          <w:sz w:val="28"/>
-        </w:rPr>
-        <w:t xml:space="preserve">ерном вводе система открывает личный кабинет </w:t>
-      </w:r>
-      <w:r>
-        <w:rPr>
-          <w:rFonts w:ascii="Times New Roman" w:hAnsi="Times New Roman" w:cs="Times New Roman"/>
-          <w:sz w:val="28"/>
+          <w:rFonts w:cs="Times New Roman"/>
+        </w:rPr>
+        <w:t>ерном вводе с</w:t>
+      </w:r>
+      <w:r>
+        <w:rPr>
+          <w:rFonts w:cs="Times New Roman"/>
+        </w:rPr>
+        <w:t>истема открывает личный кабинет</w:t>
+      </w:r>
+      <w:r>
+        <w:rPr>
+          <w:rFonts w:cs="Times New Roman"/>
         </w:rPr>
         <w:t>»</w:t>
       </w:r>
     </w:p>
     <w:p>
       <w:pPr>
-        <w:spacing w:after="0" w:line="360" w:lineRule="auto"/>
         <w:ind w:firstLine="709"/>
-        <w:jc w:val="both"/>
-        <w:rPr>
-          <w:rFonts w:ascii="Times New Roman" w:hAnsi="Times New Roman" w:cs="Times New Roman"/>
-          <w:sz w:val="28"/>
+        <w:rPr>
+          <w:rFonts w:cs="Times New Roman"/>
         </w:rPr>
       </w:pPr>
     </w:p>
     <w:p>
       <w:pPr>
-        <w:rPr>
-          <w:rFonts w:ascii="Times New Roman" w:hAnsi="Times New Roman"/>
+        <w:ind w:firstLine="709"/>
+        <w:rPr>
           <w:kern w:val="0"/>
-          <w:sz w:val="28"/>
           <w:szCs w:val="22"/>
           <w14:ligatures w14:val="none"/>
         </w:rPr>
       </w:pPr>
       <w:r>
         <w:rPr>
-          <w:rFonts w:ascii="Times New Roman" w:hAnsi="Times New Roman"/>
           <w:kern w:val="0"/>
-          <w:sz w:val="28"/>
           <w:szCs w:val="22"/>
           <w14:ligatures w14:val="none"/>
         </w:rPr>
@@ -358,9 +307,7 @@
       </w:r>
       <w:r>
         <w:rPr>
-          <w:rFonts w:ascii="Times New Roman" w:hAnsi="Times New Roman"/>
           <w:kern w:val="0"/>
-          <w:sz w:val="28"/>
           <w:szCs w:val="22"/>
           <w14:ligatures w14:val="none"/>
         </w:rPr>
@@ -369,110 +316,430 @@
     </w:p>
     <w:p>
       <w:pPr>
-        <w:spacing w:after="0" w:line="360" w:lineRule="auto"/>
         <w:ind w:left="113" w:right="57" w:firstLine="709"/>
-        <w:jc w:val="both"/>
-        <w:rPr>
-          <w:rFonts w:ascii="Times New Roman" w:hAnsi="Times New Roman" w:cs="Times New Roman"/>
-          <w:sz w:val="28"/>
-        </w:rPr>
-      </w:pPr>
-      <w:r>
-        <w:rPr>
-          <w:rFonts w:ascii="Times New Roman" w:hAnsi="Times New Roman" w:cs="Times New Roman"/>
-          <w:sz w:val="28"/>
+        <w:rPr>
+          <w:rFonts w:cs="Times New Roman"/>
+        </w:rPr>
+      </w:pPr>
+      <w:r>
+        <w:rPr>
+          <w:rFonts w:cs="Times New Roman"/>
         </w:rPr>
         <w:t>Сайт будет работать при Интернет-соединении. У сайта должна быть удобная навигация по меню с использованием стандартных элементов интерфейса, а также иметься система обработки ошибок для отображения корректных сообщений при возникновении сбоев.</w:t>
       </w:r>
     </w:p>
     <w:p>
       <w:pPr>
-        <w:spacing w:after="0" w:line="360" w:lineRule="auto"/>
         <w:ind w:left="113" w:right="57" w:firstLine="709"/>
-        <w:jc w:val="both"/>
-        <w:rPr>
-          <w:rFonts w:ascii="Times New Roman" w:hAnsi="Times New Roman" w:cs="Times New Roman"/>
-          <w:sz w:val="28"/>
-        </w:rPr>
-      </w:pPr>
-      <w:r>
-        <w:rPr>
-          <w:rFonts w:ascii="Times New Roman" w:hAnsi="Times New Roman" w:cs="Times New Roman"/>
-          <w:sz w:val="28"/>
+        <w:rPr>
+          <w:rFonts w:cs="Times New Roman"/>
+        </w:rPr>
+      </w:pPr>
+      <w:r>
+        <w:rPr>
+          <w:rFonts w:cs="Times New Roman"/>
         </w:rPr>
         <w:t xml:space="preserve">Тип интерфейса: упрощённый для удобства пользования через сайт с доступом в Интернет (Верхняя часть: </w:t>
       </w:r>
       <w:r>
         <w:rPr>
-          <w:rFonts w:ascii="Times New Roman" w:hAnsi="Times New Roman" w:cs="Times New Roman"/>
-          <w:sz w:val="28"/>
+          <w:rFonts w:cs="Times New Roman"/>
         </w:rPr>
         <w:t>дописать</w:t>
       </w:r>
       <w:r>
         <w:rPr>
-          <w:rFonts w:ascii="Times New Roman" w:hAnsi="Times New Roman" w:cs="Times New Roman"/>
-          <w:sz w:val="28"/>
+          <w:rFonts w:cs="Times New Roman"/>
         </w:rPr>
         <w:t xml:space="preserve">, личный кабинет, где пользователь входит по логину и пароль. Основная часть, где будет </w:t>
       </w:r>
       <w:r>
         <w:rPr>
-          <w:rFonts w:ascii="Times New Roman" w:hAnsi="Times New Roman" w:cs="Times New Roman"/>
-          <w:sz w:val="28"/>
+          <w:rFonts w:cs="Times New Roman"/>
         </w:rPr>
         <w:t>выводиться</w:t>
       </w:r>
       <w:r>
         <w:rPr>
-          <w:rFonts w:ascii="Times New Roman" w:hAnsi="Times New Roman" w:cs="Times New Roman"/>
-          <w:sz w:val="28"/>
+          <w:rFonts w:cs="Times New Roman"/>
         </w:rPr>
         <w:t xml:space="preserve"> информация о </w:t>
       </w:r>
       <w:r>
         <w:rPr>
-          <w:rFonts w:ascii="Times New Roman" w:hAnsi="Times New Roman" w:cs="Times New Roman"/>
-          <w:sz w:val="28"/>
+          <w:rFonts w:cs="Times New Roman"/>
         </w:rPr>
         <w:t>турнирах</w:t>
       </w:r>
       <w:r>
         <w:rPr>
-          <w:rFonts w:ascii="Times New Roman" w:hAnsi="Times New Roman" w:cs="Times New Roman"/>
-          <w:sz w:val="28"/>
+          <w:rFonts w:cs="Times New Roman"/>
         </w:rPr>
         <w:t>).</w:t>
       </w:r>
     </w:p>
     <w:p>
       <w:pPr>
-        <w:rPr>
-          <w:rFonts w:ascii="Times New Roman" w:hAnsi="Times New Roman"/>
+        <w:ind w:firstLine="709"/>
+        <w:rPr>
+          <w:rFonts w:cs="Times New Roman"/>
+        </w:rPr>
+      </w:pPr>
+      <w:r>
+        <w:rPr>
+          <w:rFonts w:cs="Times New Roman"/>
+        </w:rPr>
+        <w:t>Структура категории</w:t>
+      </w:r>
+      <w:r>
+        <w:rPr>
+          <w:rFonts w:cs="Times New Roman"/>
+        </w:rPr>
+        <w:t xml:space="preserve">: </w:t>
+      </w:r>
+    </w:p>
+    <w:p>
+      <w:pPr>
+        <w:pStyle w:val="a5"/>
+        <w:ind w:firstLine="709"/>
+      </w:pPr>
+      <w:r>
+        <w:t>2.1.1 Общие требования к веб-приложению</w:t>
+      </w:r>
+    </w:p>
+    <w:p>
+      <w:pPr>
+        <w:ind w:firstLine="709"/>
+      </w:pPr>
+      <w:r>
+        <w:t xml:space="preserve">Веб-приложение «Платформа поддержки </w:t>
+      </w:r>
+      <w:proofErr w:type="spellStart"/>
+      <w:r>
+        <w:t>киберспортсменов</w:t>
+      </w:r>
+      <w:proofErr w:type="spellEnd"/>
+      <w:r>
+        <w:t xml:space="preserve">» представляет собой распределённую систему, построенную по </w:t>
+      </w:r>
+      <w:proofErr w:type="spellStart"/>
+      <w:r>
+        <w:t>микросервисной</w:t>
+      </w:r>
+      <w:proofErr w:type="spellEnd"/>
+      <w:r>
+        <w:t xml:space="preserve"> архитектуре с </w:t>
+      </w:r>
+      <w:proofErr w:type="spellStart"/>
+      <w:r>
+        <w:t>полиглотным</w:t>
+      </w:r>
+      <w:proofErr w:type="spellEnd"/>
+      <w:r>
+        <w:t xml:space="preserve"> стеком технологий. </w:t>
+      </w:r>
+    </w:p>
+    <w:p>
+      <w:pPr>
+        <w:ind w:firstLine="709"/>
+      </w:pPr>
+      <w:r>
+        <w:lastRenderedPageBreak/>
+        <w:t>Исполнитель предоставляет Заказчику платформу в полностью готовом к использованию виде с работоспособностью всех модулей. Система должна сохранять стабильную работоспособность при одновременной работе не менее 100 пользователей, при этом время отклика сервера при загрузке страниц не должно превышать 2 секунд.</w:t>
+      </w:r>
+    </w:p>
+    <w:p>
+      <w:pPr>
+        <w:ind w:firstLine="709"/>
+      </w:pPr>
+      <w:r>
+        <w:t>Язы</w:t>
+      </w:r>
+      <w:r>
+        <w:t>к интерфейса платформы –</w:t>
+      </w:r>
+      <w:r>
+        <w:t xml:space="preserve"> русский, локализация на другие языки не предусмотрена. Веб-интерфейс располагается в браузере и не требует установки дополнительного программного обеспечения на стороне пользователя. </w:t>
+      </w:r>
+    </w:p>
+    <w:p>
+      <w:pPr>
+        <w:ind w:firstLine="709"/>
+      </w:pPr>
+      <w:r>
+        <w:t xml:space="preserve">Платформа должна иметь интуитивно понятный пользовательский интерфейс с сохранением единообразия дизайна на всех страницах. Система корректно функционирует в современных браузерах, включая </w:t>
+      </w:r>
+      <w:proofErr w:type="spellStart"/>
+      <w:r>
+        <w:t>Google</w:t>
+      </w:r>
+      <w:proofErr w:type="spellEnd"/>
+      <w:r>
+        <w:t xml:space="preserve"> </w:t>
+      </w:r>
+      <w:proofErr w:type="spellStart"/>
+      <w:r>
+        <w:t>Chrome</w:t>
+      </w:r>
+      <w:proofErr w:type="spellEnd"/>
+      <w:r>
+        <w:t xml:space="preserve"> (версии 90 и выше), </w:t>
+      </w:r>
+      <w:proofErr w:type="spellStart"/>
+      <w:r>
+        <w:t>Mozilla</w:t>
+      </w:r>
+      <w:proofErr w:type="spellEnd"/>
+      <w:r>
+        <w:t xml:space="preserve"> </w:t>
+      </w:r>
+      <w:proofErr w:type="spellStart"/>
+      <w:r>
+        <w:t>Firefox</w:t>
+      </w:r>
+      <w:proofErr w:type="spellEnd"/>
+      <w:r>
+        <w:t xml:space="preserve"> (версии 88 и выше), </w:t>
+      </w:r>
+      <w:proofErr w:type="spellStart"/>
+      <w:r>
+        <w:t>Microsoft</w:t>
+      </w:r>
+      <w:proofErr w:type="spellEnd"/>
+      <w:r>
+        <w:t xml:space="preserve"> </w:t>
+      </w:r>
+      <w:proofErr w:type="spellStart"/>
+      <w:r>
+        <w:t>Edge</w:t>
+      </w:r>
+      <w:proofErr w:type="spellEnd"/>
+      <w:r>
+        <w:t xml:space="preserve"> (версии 90 и выше) и </w:t>
+      </w:r>
+      <w:proofErr w:type="spellStart"/>
+      <w:r>
+        <w:t>Яндекс.Браузер</w:t>
+      </w:r>
+      <w:proofErr w:type="spellEnd"/>
+      <w:r>
+        <w:t xml:space="preserve"> (версии 21 и выше). Интерфейс реализован с использованием адаптивной вёрстки и корректно отображается на экранах с разрешением от 1280×720 до 1920×1080 пикселей.</w:t>
+      </w:r>
+    </w:p>
+    <w:p>
+      <w:pPr>
+        <w:pStyle w:val="a5"/>
+        <w:ind w:firstLine="709"/>
+      </w:pPr>
+      <w:r>
+        <w:t>2.1.3 Требования к базе данных</w:t>
+      </w:r>
+    </w:p>
+    <w:p>
+      <w:pPr>
+        <w:ind w:firstLine="709"/>
+      </w:pPr>
+      <w:r>
+        <w:t xml:space="preserve">В качестве основной реляционной базы данных выбрана СУБД </w:t>
+      </w:r>
+      <w:proofErr w:type="spellStart"/>
+      <w:r>
+        <w:t>PostgreSQL</w:t>
+      </w:r>
+      <w:proofErr w:type="spellEnd"/>
+      <w:r>
+        <w:t xml:space="preserve"> версии 14 и выше, а для кэширования тяжёлых запросов и хранения сессий используется </w:t>
+      </w:r>
+      <w:proofErr w:type="spellStart"/>
+      <w:r>
+        <w:t>Redis</w:t>
+      </w:r>
+      <w:proofErr w:type="spellEnd"/>
+      <w:r>
+        <w:t xml:space="preserve"> версии 7. Все данные хранятся в кодировке UTF-8, а резервное копирование базы данных выполняется в автоматическом режиме не реже одного раза в сутки.</w:t>
+      </w:r>
+    </w:p>
+    <w:p>
+      <w:pPr>
+        <w:ind w:firstLine="709"/>
+      </w:pPr>
+      <w:r>
+        <w:t xml:space="preserve">Структура базы данных включает взаимосвязанные сущности: </w:t>
+      </w:r>
+      <w:proofErr w:type="spellStart"/>
+      <w:r>
+        <w:t>Users</w:t>
+      </w:r>
+      <w:proofErr w:type="spellEnd"/>
+      <w:r>
+        <w:t xml:space="preserve"> (пользователи), </w:t>
+      </w:r>
+      <w:proofErr w:type="spellStart"/>
+      <w:r>
+        <w:t>Profiles</w:t>
+      </w:r>
+      <w:proofErr w:type="spellEnd"/>
+      <w:r>
+        <w:t xml:space="preserve"> (профили), </w:t>
+      </w:r>
+      <w:proofErr w:type="spellStart"/>
+      <w:r>
+        <w:t>Games</w:t>
+      </w:r>
+      <w:proofErr w:type="spellEnd"/>
+      <w:r>
+        <w:t xml:space="preserve"> (игры), </w:t>
+      </w:r>
+      <w:proofErr w:type="spellStart"/>
+      <w:r>
+        <w:t>Tournaments</w:t>
+      </w:r>
+      <w:proofErr w:type="spellEnd"/>
+      <w:r>
+        <w:t xml:space="preserve"> (турниры), </w:t>
+      </w:r>
+      <w:proofErr w:type="spellStart"/>
+      <w:r>
+        <w:t>Teams</w:t>
+      </w:r>
+      <w:proofErr w:type="spellEnd"/>
+      <w:r>
+        <w:t xml:space="preserve"> (команды), </w:t>
+      </w:r>
+      <w:proofErr w:type="spellStart"/>
+      <w:r>
+        <w:t>Registrations</w:t>
+      </w:r>
+      <w:proofErr w:type="spellEnd"/>
+      <w:r>
+        <w:t xml:space="preserve"> (заявки), </w:t>
+      </w:r>
+      <w:proofErr w:type="spellStart"/>
+      <w:r>
+        <w:t>Matches</w:t>
+      </w:r>
+      <w:proofErr w:type="spellEnd"/>
+      <w:r>
+        <w:t xml:space="preserve"> (матчи) и </w:t>
+      </w:r>
+      <w:proofErr w:type="spellStart"/>
+      <w:r>
+        <w:t>Notifications</w:t>
+      </w:r>
+      <w:proofErr w:type="spellEnd"/>
+      <w:r>
+        <w:t xml:space="preserve"> (уведомления). </w:t>
+      </w:r>
+    </w:p>
+    <w:p>
+      <w:pPr>
+        <w:ind w:firstLine="709"/>
+      </w:pPr>
+      <w:r>
+        <w:t xml:space="preserve">Связи между сущностями строго типизированы и включают как </w:t>
+      </w:r>
+      <w:proofErr w:type="spellStart"/>
+      <w:r>
+        <w:t>One-to-Many</w:t>
+      </w:r>
+      <w:proofErr w:type="spellEnd"/>
+      <w:r>
+        <w:t xml:space="preserve">, так и </w:t>
+      </w:r>
+      <w:proofErr w:type="spellStart"/>
+      <w:r>
+        <w:t>Many-to-Many</w:t>
+      </w:r>
+      <w:proofErr w:type="spellEnd"/>
+      <w:r>
+        <w:t xml:space="preserve"> отношения. Для обеспечения целостности данных все таблицы имеют первичные ключи, а внешние ключи настроены с каскадным удалением там, где это логически обосновано. </w:t>
+      </w:r>
+    </w:p>
+    <w:p>
+      <w:pPr>
+        <w:ind w:firstLine="709"/>
+      </w:pPr>
+      <w:bookmarkStart w:id="0" w:name="_GoBack"/>
+      <w:bookmarkEnd w:id="0"/>
+      <w:r>
+        <w:lastRenderedPageBreak/>
+        <w:t>Поля, по которым осуществляется частый поиск (</w:t>
+      </w:r>
+      <w:proofErr w:type="spellStart"/>
+      <w:r>
+        <w:t>email</w:t>
+      </w:r>
+      <w:proofErr w:type="spellEnd"/>
+      <w:r>
+        <w:t xml:space="preserve">, логин, название турнира), индексированы для ускорения выборки. Время выполнения типового запроса к базе данных не должно превышать 200 </w:t>
+      </w:r>
+      <w:proofErr w:type="spellStart"/>
+      <w:r>
+        <w:t>мс</w:t>
+      </w:r>
+      <w:proofErr w:type="spellEnd"/>
+      <w:r>
+        <w:t xml:space="preserve">, а операции регистрации на турнир и изменения статусов поддерживают </w:t>
+      </w:r>
+      <w:proofErr w:type="spellStart"/>
+      <w:r>
+        <w:t>транзакционность</w:t>
+      </w:r>
+      <w:proofErr w:type="spellEnd"/>
+      <w:r>
+        <w:t>.</w:t>
+      </w:r>
+    </w:p>
+    <w:p>
+      <w:pPr>
+        <w:ind w:firstLine="709"/>
+      </w:pPr>
+      <w:r>
+        <w:t xml:space="preserve">С точки зрения безопасности, доступ к базе данных осуществляется только через </w:t>
+      </w:r>
+      <w:proofErr w:type="spellStart"/>
+      <w:r>
+        <w:t>backend</w:t>
+      </w:r>
+      <w:proofErr w:type="spellEnd"/>
+      <w:r>
+        <w:t xml:space="preserve">-сервисы по защищённому соединению. Учётные данные для подключения хранятся исключительно в переменных окружения </w:t>
+      </w:r>
+      <w:proofErr w:type="gramStart"/>
+      <w:r>
+        <w:t>(.</w:t>
+      </w:r>
+      <w:proofErr w:type="spellStart"/>
+      <w:r>
+        <w:t>env</w:t>
+      </w:r>
+      <w:proofErr w:type="spellEnd"/>
+      <w:proofErr w:type="gramEnd"/>
+      <w:r>
+        <w:t xml:space="preserve">), что исключает их попадание в исходный код. Прямой доступ к портам базы данных извне заблокирован на уровне сетевых настроек </w:t>
+      </w:r>
+      <w:proofErr w:type="spellStart"/>
+      <w:r>
+        <w:t>Docker</w:t>
+      </w:r>
+      <w:proofErr w:type="spellEnd"/>
+      <w:r>
+        <w:t>.</w:t>
+      </w:r>
+    </w:p>
+    <w:p>
+      <w:pPr>
+        <w:ind w:firstLine="709"/>
+        <w:rPr>
           <w:kern w:val="0"/>
-          <w:sz w:val="28"/>
           <w:szCs w:val="22"/>
           <w14:ligatures w14:val="none"/>
         </w:rPr>
       </w:pPr>
-      <w:r>
-        <w:rPr>
-          <w:rFonts w:ascii="Times New Roman" w:hAnsi="Times New Roman" w:cs="Times New Roman"/>
-          <w:sz w:val="28"/>
-        </w:rPr>
-        <w:t>Структура категории</w:t>
-      </w:r>
-      <w:r>
-        <w:rPr>
-          <w:rFonts w:ascii="Times New Roman" w:hAnsi="Times New Roman" w:cs="Times New Roman"/>
-          <w:sz w:val="28"/>
-        </w:rPr>
-        <w:t xml:space="preserve">: </w:t>
-      </w:r>
     </w:p>
     <w:sectPr>
       <w:pgSz w:w="11906" w:h="16838"/>
-      <w:pgMar w:top="1134" w:right="850" w:bottom="1134" w:left="1701" w:header="708" w:footer="708" w:gutter="0"/>
+      <w:pgMar w:top="1134" w:right="567" w:bottom="1134" w:left="1134" w:header="709" w:footer="709" w:gutter="0"/>
       <w:cols w:space="708"/>
       <w:docGrid w:linePitch="360"/>
     </w:sectPr>
@@ -481,12 +748,12 @@
 </file>
 
 <file path=word/numbering.xml><?xml version="1.0" encoding="utf-8"?>
-<w:numbering xmlns:wpc="http://schemas.microsoft.com/office/word/2010/wordprocessingCanvas" xmlns:cx="http://schemas.microsoft.com/office/drawing/2014/chartex" xmlns:cx1="http://schemas.microsoft.com/office/drawing/2015/9/8/chartex" xmlns:cx2="http://schemas.microsoft.com/office/drawing/2015/10/21/chartex" xmlns:cx3="http://schemas.microsoft.com/office/drawing/2016/5/9/chartex" xmlns:cx4="http://schemas.microsoft.com/office/drawing/2016/5/10/chartex" xmlns:cx5="http://schemas.microsoft.com/office/drawing/2016/5/11/chartex" xmlns:cx6="http://schemas.microsoft.com/office/drawing/2016/5/12/chartex" xmlns:cx7="http://schemas.microsoft.com/office/drawing/2016/5/13/chartex" xmlns:cx8="http://schemas.microsoft.com/office/drawing/2016/5/14/chartex" xmlns:mc="http://schemas.openxmlformats.org/markup-compatibility/2006" xmlns:aink="http://schemas.microsoft.com/office/drawing/2016/ink" xmlns:am3d="http://schemas.microsoft.com/office/drawing/2017/model3d" xmlns:o="urn:schemas-microsoft-com:office:office" xmlns:oel="http://schemas.microsoft.com/office/2019/extlst" xmlns:r="http://schemas.openxmlformats.org/officeDocument/2006/relationships" xmlns:m="http://schemas.openxmlformats.org/officeDocument/2006/math" xmlns:v="urn:schemas-microsoft-com:vml" xmlns:wp14="http://schemas.microsoft.com/office/word/2010/wordprocessingDrawing" xmlns:wp="http://schemas.openxmlformats.org/drawingml/2006/wordprocessingDrawing" xmlns:w10="urn:schemas-microsoft-com:office:word" xmlns:w="http://schemas.openxmlformats.org/wordprocessingml/2006/main" xmlns:w14="http://schemas.microsoft.com/office/word/2010/wordml" xmlns:w15="http://schemas.microsoft.com/office/word/2012/wordml" xmlns:w16cex="http://schemas.microsoft.com/office/word/2018/wordml/cex" xmlns:w16cid="http://schemas.microsoft.com/office/word/2016/wordml/cid" xmlns:w16="http://schemas.microsoft.com/office/word/2018/wordml" xmlns:w16du="http://schemas.microsoft.com/office/word/2023/wordml/word16du" xmlns:w16sdtdh="http://schemas.microsoft.com/office/word/2020/wordml/sdtdatahash" xmlns:w16sdtfl="http://schemas.microsoft.com/office/word/2024/wordml/sdtformatlock" xmlns:w16se="http://schemas.microsoft.com/office/word/2015/wordml/symex" xmlns:wpg="http://schemas.microsoft.com/office/word/2010/wordprocessingGroup" xmlns:wpi="http://schemas.microsoft.com/office/word/2010/wordprocessingInk" xmlns:wne="http://schemas.microsoft.com/office/word/2006/wordml" xmlns:wps="http://schemas.microsoft.com/office/word/2010/wordprocessingShape" mc:Ignorable="w14 w15 w16se w16cid w16 w16cex w16sdtdh w16sdtfl w16du wp14">
-  <w:abstractNum w:abstractNumId="0" w15:restartNumberingAfterBreak="0">
+<w:numbering xmlns:wpc="http://schemas.microsoft.com/office/word/2010/wordprocessingCanvas" xmlns:mc="http://schemas.openxmlformats.org/markup-compatibility/2006" xmlns:o="urn:schemas-microsoft-com:office:office" xmlns:r="http://schemas.openxmlformats.org/officeDocument/2006/relationships" xmlns:m="http://schemas.openxmlformats.org/officeDocument/2006/math" xmlns:v="urn:schemas-microsoft-com:vml" xmlns:wp14="http://schemas.microsoft.com/office/word/2010/wordprocessingDrawing" xmlns:wp="http://schemas.openxmlformats.org/drawingml/2006/wordprocessingDrawing" xmlns:w10="urn:schemas-microsoft-com:office:word" xmlns:w="http://schemas.openxmlformats.org/wordprocessingml/2006/main" xmlns:w14="http://schemas.microsoft.com/office/word/2010/wordml" xmlns:w15="http://schemas.microsoft.com/office/word/2012/wordml" xmlns:wpg="http://schemas.microsoft.com/office/word/2010/wordprocessingGroup" xmlns:wpi="http://schemas.microsoft.com/office/word/2010/wordprocessingInk" xmlns:wne="http://schemas.microsoft.com/office/word/2006/wordml" xmlns:wps="http://schemas.microsoft.com/office/word/2010/wordprocessingShape" mc:Ignorable="w14 w15 wp14">
+  <w:abstractNum w:abstractNumId="0">
     <w:nsid w:val="299B58CD"/>
     <w:multiLevelType w:val="hybridMultilevel"/>
-    <w:tmpl w:val="E980828A"/>
-    <w:lvl w:ilvl="0" w:tplc="CB202016">
+    <w:tmpl w:val="F1200B46"/>
+    <w:lvl w:ilvl="0" w:tplc="F0AEE488">
       <w:start w:val="1"/>
       <w:numFmt w:val="decimal"/>
       <w:lvlText w:val="2.%1"/>
@@ -496,6 +763,7 @@
       </w:pPr>
       <w:rPr>
         <w:rFonts w:hint="default"/>
+        <w:b/>
       </w:rPr>
     </w:lvl>
     <w:lvl w:ilvl="1" w:tplc="04190019" w:tentative="1">
@@ -571,7 +839,7 @@
       </w:pPr>
     </w:lvl>
   </w:abstractNum>
-  <w:abstractNum w:abstractNumId="1" w15:restartNumberingAfterBreak="0">
+  <w:abstractNum w:abstractNumId="1">
     <w:nsid w:val="2D0A213E"/>
     <w:multiLevelType w:val="hybridMultilevel"/>
     <w:tmpl w:val="DABC1842"/>
@@ -660,7 +928,7 @@
       </w:pPr>
     </w:lvl>
   </w:abstractNum>
-  <w:abstractNum w:abstractNumId="2" w15:restartNumberingAfterBreak="0">
+  <w:abstractNum w:abstractNumId="2">
     <w:nsid w:val="412C6BE4"/>
     <w:multiLevelType w:val="hybridMultilevel"/>
     <w:tmpl w:val="82D47FC2"/>
@@ -749,7 +1017,7 @@
       </w:pPr>
     </w:lvl>
   </w:abstractNum>
-  <w:abstractNum w:abstractNumId="3" w15:restartNumberingAfterBreak="0">
+  <w:abstractNum w:abstractNumId="3">
     <w:nsid w:val="42D80F7C"/>
     <w:multiLevelType w:val="hybridMultilevel"/>
     <w:tmpl w:val="573AA53E"/>
@@ -838,11 +1106,11 @@
       </w:pPr>
     </w:lvl>
   </w:abstractNum>
-  <w:abstractNum w:abstractNumId="4" w15:restartNumberingAfterBreak="0">
+  <w:abstractNum w:abstractNumId="4">
     <w:nsid w:val="4E096871"/>
     <w:multiLevelType w:val="hybridMultilevel"/>
-    <w:tmpl w:val="E13089C2"/>
-    <w:lvl w:ilvl="0" w:tplc="662AFA02">
+    <w:tmpl w:val="7F9855B2"/>
+    <w:lvl w:ilvl="0" w:tplc="FAB6A4A8">
       <w:start w:val="2"/>
       <w:numFmt w:val="decimal"/>
       <w:lvlText w:val="%1."/>
@@ -852,6 +1120,7 @@
       </w:pPr>
       <w:rPr>
         <w:rFonts w:hint="default"/>
+        <w:b/>
       </w:rPr>
     </w:lvl>
     <w:lvl w:ilvl="1" w:tplc="04190019" w:tentative="1">
@@ -927,26 +1196,26 @@
       </w:pPr>
     </w:lvl>
   </w:abstractNum>
-  <w:num w:numId="1" w16cid:durableId="1656569881">
+  <w:num w:numId="1">
     <w:abstractNumId w:val="4"/>
   </w:num>
-  <w:num w:numId="2" w16cid:durableId="1194423885">
+  <w:num w:numId="2">
     <w:abstractNumId w:val="1"/>
   </w:num>
-  <w:num w:numId="3" w16cid:durableId="1307975135">
+  <w:num w:numId="3">
     <w:abstractNumId w:val="3"/>
   </w:num>
-  <w:num w:numId="4" w16cid:durableId="1072654734">
+  <w:num w:numId="4">
     <w:abstractNumId w:val="2"/>
   </w:num>
-  <w:num w:numId="5" w16cid:durableId="949556179">
+  <w:num w:numId="5">
     <w:abstractNumId w:val="0"/>
   </w:num>
 </w:numbering>
 </file>
 
 <file path=word/styles.xml><?xml version="1.0" encoding="utf-8"?>
-<w:styles xmlns:mc="http://schemas.openxmlformats.org/markup-compatibility/2006" xmlns:r="http://schemas.openxmlformats.org/officeDocument/2006/relationships" xmlns:w="http://schemas.openxmlformats.org/wordprocessingml/2006/main" xmlns:w14="http://schemas.microsoft.com/office/word/2010/wordml" xmlns:w15="http://schemas.microsoft.com/office/word/2012/wordml" xmlns:w16cex="http://schemas.microsoft.com/office/word/2018/wordml/cex" xmlns:w16cid="http://schemas.microsoft.com/office/word/2016/wordml/cid" xmlns:w16="http://schemas.microsoft.com/office/word/2018/wordml" xmlns:w16du="http://schemas.microsoft.com/office/word/2023/wordml/word16du" xmlns:w16sdtdh="http://schemas.microsoft.com/office/word/2020/wordml/sdtdatahash" xmlns:w16sdtfl="http://schemas.microsoft.com/office/word/2024/wordml/sdtformatlock" xmlns:w16se="http://schemas.microsoft.com/office/word/2015/wordml/symex" mc:Ignorable="w14 w15 w16se w16cid w16 w16cex w16sdtdh w16sdtfl w16du">
+<w:styles xmlns:mc="http://schemas.openxmlformats.org/markup-compatibility/2006" xmlns:r="http://schemas.openxmlformats.org/officeDocument/2006/relationships" xmlns:w="http://schemas.openxmlformats.org/wordprocessingml/2006/main" xmlns:w14="http://schemas.microsoft.com/office/word/2010/wordml" xmlns:w15="http://schemas.microsoft.com/office/word/2012/wordml" mc:Ignorable="w14 w15">
   <w:docDefaults>
     <w:rPrDefault>
       <w:rPr>
@@ -964,7 +1233,7 @@
       </w:pPr>
     </w:pPrDefault>
   </w:docDefaults>
-  <w:latentStyles w:defLockedState="0" w:defUIPriority="99" w:defSemiHidden="0" w:defUnhideWhenUsed="0" w:defQFormat="0" w:count="376">
+  <w:latentStyles w:defLockedState="0" w:defUIPriority="99" w:defSemiHidden="0" w:defUnhideWhenUsed="0" w:defQFormat="0" w:count="371">
     <w:lsdException w:name="Normal" w:uiPriority="0" w:qFormat="1"/>
     <w:lsdException w:name="heading 1" w:uiPriority="9" w:qFormat="1"/>
     <w:lsdException w:name="heading 2" w:semiHidden="1" w:uiPriority="9" w:unhideWhenUsed="1" w:qFormat="1"/>
@@ -1336,15 +1605,19 @@
     <w:lsdException w:name="List Table 5 Dark Accent 6" w:uiPriority="50"/>
     <w:lsdException w:name="List Table 6 Colorful Accent 6" w:uiPriority="51"/>
     <w:lsdException w:name="List Table 7 Colorful Accent 6" w:uiPriority="52"/>
-    <w:lsdException w:name="Mention" w:semiHidden="1" w:unhideWhenUsed="1"/>
-    <w:lsdException w:name="Smart Hyperlink" w:semiHidden="1" w:unhideWhenUsed="1"/>
-    <w:lsdException w:name="Hashtag" w:semiHidden="1" w:unhideWhenUsed="1"/>
-    <w:lsdException w:name="Unresolved Mention" w:semiHidden="1" w:unhideWhenUsed="1"/>
-    <w:lsdException w:name="Smart Link" w:semiHidden="1" w:unhideWhenUsed="1"/>
   </w:latentStyles>
   <w:style w:type="paragraph" w:default="1" w:styleId="a">
     <w:name w:val="Normal"/>
     <w:qFormat/>
+    <w:rsid w:val="0013515B"/>
+    <w:pPr>
+      <w:spacing w:after="0" w:line="360" w:lineRule="auto"/>
+      <w:jc w:val="both"/>
+    </w:pPr>
+    <w:rPr>
+      <w:rFonts w:ascii="Times New Roman" w:hAnsi="Times New Roman"/>
+      <w:sz w:val="28"/>
+    </w:rPr>
   </w:style>
   <w:style w:type="paragraph" w:styleId="1">
     <w:name w:val="heading 1"/>
@@ -1353,17 +1626,17 @@
     <w:link w:val="10"/>
     <w:uiPriority w:val="9"/>
     <w:qFormat/>
-    <w:rsid w:val="00130E31"/>
+    <w:rsid w:val="0013515B"/>
     <w:pPr>
       <w:keepNext/>
       <w:keepLines/>
-      <w:spacing w:before="360" w:after="80"/>
+      <w:spacing w:before="480" w:after="480"/>
       <w:outlineLvl w:val="0"/>
     </w:pPr>
     <w:rPr>
-      <w:rFonts w:asciiTheme="majorHAnsi" w:eastAsiaTheme="majorEastAsia" w:hAnsiTheme="majorHAnsi" w:cstheme="majorBidi"/>
-      <w:color w:val="0F4761" w:themeColor="accent1" w:themeShade="BF"/>
-      <w:sz w:val="40"/>
+      <w:rFonts w:eastAsiaTheme="majorEastAsia" w:cstheme="majorBidi"/>
+      <w:b/>
+      <w:color w:val="0D0D0D" w:themeColor="text1" w:themeTint="F2"/>
       <w:szCs w:val="40"/>
     </w:rPr>
   </w:style>
@@ -1409,7 +1682,6 @@
     <w:rPr>
       <w:rFonts w:eastAsiaTheme="majorEastAsia" w:cstheme="majorBidi"/>
       <w:color w:val="0F4761" w:themeColor="accent1" w:themeShade="BF"/>
-      <w:sz w:val="28"/>
       <w:szCs w:val="28"/>
     </w:rPr>
   </w:style>
@@ -1470,7 +1742,7 @@
     <w:pPr>
       <w:keepNext/>
       <w:keepLines/>
-      <w:spacing w:before="40" w:after="0"/>
+      <w:spacing w:before="40"/>
       <w:outlineLvl w:val="5"/>
     </w:pPr>
     <w:rPr>
@@ -1493,7 +1765,7 @@
     <w:pPr>
       <w:keepNext/>
       <w:keepLines/>
-      <w:spacing w:before="40" w:after="0"/>
+      <w:spacing w:before="40"/>
       <w:outlineLvl w:val="6"/>
     </w:pPr>
     <w:rPr>
@@ -1514,7 +1786,6 @@
     <w:pPr>
       <w:keepNext/>
       <w:keepLines/>
-      <w:spacing w:after="0"/>
       <w:outlineLvl w:val="7"/>
     </w:pPr>
     <w:rPr>
@@ -1537,7 +1808,6 @@
     <w:pPr>
       <w:keepNext/>
       <w:keepLines/>
-      <w:spacing w:after="0"/>
       <w:outlineLvl w:val="8"/>
     </w:pPr>
     <w:rPr>
@@ -1577,11 +1847,12 @@
     <w:basedOn w:val="a0"/>
     <w:link w:val="1"/>
     <w:uiPriority w:val="9"/>
-    <w:rsid w:val="00130E31"/>
-    <w:rPr>
-      <w:rFonts w:asciiTheme="majorHAnsi" w:eastAsiaTheme="majorEastAsia" w:hAnsiTheme="majorHAnsi" w:cstheme="majorBidi"/>
-      <w:color w:val="0F4761" w:themeColor="accent1" w:themeShade="BF"/>
-      <w:sz w:val="40"/>
+    <w:rsid w:val="0013515B"/>
+    <w:rPr>
+      <w:rFonts w:ascii="Times New Roman" w:eastAsiaTheme="majorEastAsia" w:hAnsi="Times New Roman" w:cstheme="majorBidi"/>
+      <w:b/>
+      <w:color w:val="0D0D0D" w:themeColor="text1" w:themeTint="F2"/>
+      <w:sz w:val="28"/>
       <w:szCs w:val="40"/>
     </w:rPr>
   </w:style>
@@ -1712,7 +1983,7 @@
     </w:rPr>
   </w:style>
   <w:style w:type="character" w:customStyle="1" w:styleId="a4">
-    <w:name w:val="Заголовок Знак"/>
+    <w:name w:val="Название Знак"/>
     <w:basedOn w:val="a0"/>
     <w:link w:val="a3"/>
     <w:uiPriority w:val="10"/>
@@ -1732,17 +2003,18 @@
     <w:link w:val="a6"/>
     <w:uiPriority w:val="11"/>
     <w:qFormat/>
-    <w:rsid w:val="00130E31"/>
+    <w:rsid w:val="0013515B"/>
     <w:pPr>
       <w:numPr>
         <w:ilvl w:val="1"/>
       </w:numPr>
+      <w:spacing w:before="480" w:after="480"/>
     </w:pPr>
     <w:rPr>
       <w:rFonts w:eastAsiaTheme="majorEastAsia" w:cstheme="majorBidi"/>
-      <w:color w:val="595959" w:themeColor="text1" w:themeTint="A6"/>
+      <w:b/>
+      <w:color w:val="0D0D0D" w:themeColor="text1" w:themeTint="F2"/>
       <w:spacing w:val="15"/>
-      <w:sz w:val="28"/>
       <w:szCs w:val="28"/>
     </w:rPr>
   </w:style>
@@ -1751,10 +2023,11 @@
     <w:basedOn w:val="a0"/>
     <w:link w:val="a5"/>
     <w:uiPriority w:val="11"/>
-    <w:rsid w:val="00130E31"/>
-    <w:rPr>
-      <w:rFonts w:eastAsiaTheme="majorEastAsia" w:cstheme="majorBidi"/>
-      <w:color w:val="595959" w:themeColor="text1" w:themeTint="A6"/>
+    <w:rsid w:val="0013515B"/>
+    <w:rPr>
+      <w:rFonts w:ascii="Times New Roman" w:eastAsiaTheme="majorEastAsia" w:hAnsi="Times New Roman" w:cstheme="majorBidi"/>
+      <w:b/>
+      <w:color w:val="0D0D0D" w:themeColor="text1" w:themeTint="F2"/>
       <w:spacing w:val="15"/>
       <w:sz w:val="28"/>
       <w:szCs w:val="28"/>
@@ -1861,6 +2134,11 @@
       <w:color w:val="0F4761" w:themeColor="accent1" w:themeShade="BF"/>
       <w:spacing w:val="5"/>
     </w:rPr>
+  </w:style>
+  <w:style w:type="character" w:customStyle="1" w:styleId="qwen-markdown-text">
+    <w:name w:val="qwen-markdown-text"/>
+    <w:basedOn w:val="a0"/>
+    <w:rsid w:val="0013515B"/>
   </w:style>
 </w:styles>
 </file>

--- a/docs/2 аттестация.docx
+++ b/docs/2 аттестация.docx
@@ -11,7 +11,6 @@
         </w:numPr>
         <w:ind w:left="0" w:right="57" w:firstLine="709"/>
         <w:rPr>
-          <w:b w:val="0"/>
           <w:color w:val="000000"/>
           <w:kern w:val="0"/>
           <w:sz w:val="32"/>
@@ -26,6 +25,145 @@
           <w14:ligatures w14:val="none"/>
         </w:rPr>
         <w:t xml:space="preserve">Реализация к проекту </w:t>
+      </w:r>
+    </w:p>
+    <w:p>
+      <w:pPr>
+        <w:ind w:firstLine="709"/>
+      </w:pPr>
+      <w:r>
+        <w:t>В разделе описывается процесс формирования функционального прототипа системы. Рассматриваются информационное и алгоритмическое обеспечение, включая диаграммы базы данных, вариантов использо</w:t>
+      </w:r>
+      <w:r>
+        <w:t>вания и UML-диаграммы.</w:t>
+      </w:r>
+      <w:bookmarkStart w:id="0" w:name="_GoBack"/>
+      <w:bookmarkEnd w:id="0"/>
+    </w:p>
+    <w:p>
+      <w:pPr>
+        <w:ind w:firstLine="709"/>
+      </w:pPr>
+      <w:r>
+        <w:t>Также представлены требования к функциональным возможностям, архитектуре базы данных, серверной части и безопасности, что формирует полное техническое представление о продукте до этапа практической реализации.</w:t>
+      </w:r>
+    </w:p>
+    <w:p>
+      <w:pPr>
+        <w:ind w:firstLine="709"/>
+      </w:pPr>
+      <w:r>
+        <w:t xml:space="preserve">Наименование проекта: «Разработка веб-приложения для поддержки </w:t>
+      </w:r>
+      <w:proofErr w:type="spellStart"/>
+      <w:r>
+        <w:t>киберспортсменов</w:t>
+      </w:r>
+      <w:proofErr w:type="spellEnd"/>
+      <w:r>
+        <w:t>».</w:t>
+      </w:r>
+    </w:p>
+    <w:p>
+      <w:pPr>
+        <w:ind w:firstLine="709"/>
+      </w:pPr>
+      <w:r>
+        <w:t>Наименование программного продукта: Платформа «</w:t>
+      </w:r>
+      <w:r>
+        <w:t>?</w:t>
+      </w:r>
+      <w:r>
+        <w:t>».</w:t>
+      </w:r>
+    </w:p>
+    <w:p>
+      <w:pPr>
+        <w:ind w:firstLine="709"/>
+      </w:pPr>
+      <w:r>
+        <w:t xml:space="preserve">Актуальность проекта обусловлена ростом популярности </w:t>
+      </w:r>
+      <w:proofErr w:type="spellStart"/>
+      <w:r>
+        <w:t>киберспорта</w:t>
+      </w:r>
+      <w:proofErr w:type="spellEnd"/>
+      <w:r>
+        <w:t xml:space="preserve"> и необходимостью автоматизации турнирной деятельности. Большинство университетских клубов и любительских лиг испол</w:t>
+      </w:r>
+      <w:r>
+        <w:t xml:space="preserve">ьзуют разрозненные инструменты </w:t>
+      </w:r>
+      <w:r>
+        <w:t>э</w:t>
+      </w:r>
+      <w:r>
+        <w:t>лектронные таблицы, мессенджеры</w:t>
+      </w:r>
+      <w:r>
+        <w:t>, что приводит к потере данных и усложняет поиск соревнований. Существующие коммерческие платформы ориентированы преимущественно на профессиональный сегмент и не учитывают потребности студенческого сообщества.</w:t>
+      </w:r>
+    </w:p>
+    <w:p>
+      <w:pPr>
+        <w:ind w:firstLine="709"/>
+      </w:pPr>
+      <w:r>
+        <w:t xml:space="preserve">Целью проекта является создание автоматизированной веб-системы для учёта турниров, управления составами команд и отслеживания статистики игроков. Система базируется на </w:t>
+      </w:r>
+      <w:proofErr w:type="spellStart"/>
+      <w:r>
+        <w:t>микросервисной</w:t>
+      </w:r>
+      <w:proofErr w:type="spellEnd"/>
+      <w:r>
+        <w:t xml:space="preserve"> архитектуре с</w:t>
+      </w:r>
+      <w:r>
+        <w:t xml:space="preserve"> </w:t>
+      </w:r>
+      <w:proofErr w:type="spellStart"/>
+      <w:r>
+        <w:t>полиглотным</w:t>
+      </w:r>
+      <w:proofErr w:type="spellEnd"/>
+      <w:r>
+        <w:t xml:space="preserve"> стеком технологий </w:t>
+      </w:r>
+      <w:r>
+        <w:t>C# ASP.N</w:t>
+      </w:r>
+      <w:r>
+        <w:t xml:space="preserve">ET </w:t>
+      </w:r>
+      <w:proofErr w:type="spellStart"/>
+      <w:r>
+        <w:t>Core</w:t>
+      </w:r>
+      <w:proofErr w:type="spellEnd"/>
+      <w:r>
+        <w:t xml:space="preserve">, </w:t>
+      </w:r>
+      <w:proofErr w:type="spellStart"/>
+      <w:r>
+        <w:t>Python</w:t>
+      </w:r>
+      <w:proofErr w:type="spellEnd"/>
+      <w:r>
+        <w:t xml:space="preserve"> </w:t>
+      </w:r>
+      <w:proofErr w:type="spellStart"/>
+      <w:r>
+        <w:t>FastAPI</w:t>
+      </w:r>
+      <w:proofErr w:type="spellEnd"/>
+      <w:r>
+        <w:t>, Vue.js</w:t>
+      </w:r>
+      <w:r>
+        <w:t>, что позволяет автоматизировать рутинные процессы и предоставить пользователям единый удобный интерфейс.</w:t>
       </w:r>
     </w:p>
     <w:p>
@@ -147,7 +285,14 @@
         <w:rPr>
           <w:rFonts w:cs="Times New Roman"/>
         </w:rPr>
-        <w:t xml:space="preserve"> отображать форму ввода логина, пароля, подтверждение пароля и </w:t>
+        <w:t xml:space="preserve"> отображать форму ввода логина, пароля, подтверждение </w:t>
+      </w:r>
+      <w:r>
+        <w:rPr>
+          <w:rFonts w:cs="Times New Roman"/>
+        </w:rPr>
+        <w:lastRenderedPageBreak/>
+        <w:t xml:space="preserve">пароля и </w:t>
       </w:r>
       <w:r>
         <w:rPr>
@@ -444,29 +589,29 @@
         <w:ind w:firstLine="709"/>
       </w:pPr>
       <w:r>
+        <w:t>Исполнитель предоставляет Заказчику платформу в полностью готовом к использованию виде с работоспособностью всех модулей. Система должна сохранять стабильную работоспособность при одновременной работе не менее 100 пользователей, при этом время отклика сервера при загрузке страниц не должно превышать 2 секунд.</w:t>
+      </w:r>
+    </w:p>
+    <w:p>
+      <w:pPr>
+        <w:ind w:firstLine="709"/>
+      </w:pPr>
+      <w:r>
+        <w:t>Язы</w:t>
+      </w:r>
+      <w:r>
+        <w:t>к интерфейса платформы –</w:t>
+      </w:r>
+      <w:r>
+        <w:t xml:space="preserve"> русский, локализация на другие языки не предусмотрена. Веб-интерфейс располагается в браузере и не требует установки дополнительного программного обеспечения на стороне пользователя. </w:t>
+      </w:r>
+    </w:p>
+    <w:p>
+      <w:pPr>
+        <w:ind w:firstLine="709"/>
+      </w:pPr>
+      <w:r>
         <w:lastRenderedPageBreak/>
-        <w:t>Исполнитель предоставляет Заказчику платформу в полностью готовом к использованию виде с работоспособностью всех модулей. Система должна сохранять стабильную работоспособность при одновременной работе не менее 100 пользователей, при этом время отклика сервера при загрузке страниц не должно превышать 2 секунд.</w:t>
-      </w:r>
-    </w:p>
-    <w:p>
-      <w:pPr>
-        <w:ind w:firstLine="709"/>
-      </w:pPr>
-      <w:r>
-        <w:t>Язы</w:t>
-      </w:r>
-      <w:r>
-        <w:t>к интерфейса платформы –</w:t>
-      </w:r>
-      <w:r>
-        <w:t xml:space="preserve"> русский, локализация на другие языки не предусмотрена. Веб-интерфейс располагается в браузере и не требует установки дополнительного программного обеспечения на стороне пользователя. </w:t>
-      </w:r>
-    </w:p>
-    <w:p>
-      <w:pPr>
-        <w:ind w:firstLine="709"/>
-      </w:pPr>
-      <w:r>
         <w:t xml:space="preserve">Платформа должна иметь интуитивно понятный пользовательский интерфейс с сохранением единообразия дизайна на всех страницах. Система корректно функционирует в современных браузерах, включая </w:t>
       </w:r>
       <w:proofErr w:type="spellStart"/>
@@ -532,7 +677,10 @@
         <w:ind w:firstLine="709"/>
       </w:pPr>
       <w:r>
-        <w:t>2.1.3 Требования к базе данных</w:t>
+        <w:t>2.1.2</w:t>
+      </w:r>
+      <w:r>
+        <w:t xml:space="preserve"> Требования к базе данных</w:t>
       </w:r>
     </w:p>
     <w:p>
@@ -659,64 +807,65 @@
       <w:pPr>
         <w:ind w:firstLine="709"/>
       </w:pPr>
-      <w:bookmarkStart w:id="0" w:name="_GoBack"/>
-      <w:bookmarkEnd w:id="0"/>
+      <w:r>
+        <w:t>Поля, по которым осуществляется частый поиск (</w:t>
+      </w:r>
+      <w:proofErr w:type="spellStart"/>
+      <w:r>
+        <w:t>email</w:t>
+      </w:r>
+      <w:proofErr w:type="spellEnd"/>
+      <w:r>
+        <w:t xml:space="preserve">, логин, название турнира), индексированы для ускорения выборки. Время выполнения типового запроса к базе данных не должно превышать 200 </w:t>
+      </w:r>
+      <w:proofErr w:type="spellStart"/>
+      <w:r>
+        <w:t>мс</w:t>
+      </w:r>
+      <w:proofErr w:type="spellEnd"/>
+      <w:r>
+        <w:t xml:space="preserve">, а операции регистрации на турнир и изменения статусов поддерживают </w:t>
+      </w:r>
+      <w:proofErr w:type="spellStart"/>
+      <w:r>
+        <w:t>транзакционность</w:t>
+      </w:r>
+      <w:proofErr w:type="spellEnd"/>
+      <w:r>
+        <w:t>.</w:t>
+      </w:r>
+    </w:p>
+    <w:p>
+      <w:pPr>
+        <w:ind w:firstLine="709"/>
+      </w:pPr>
+      <w:r>
+        <w:t xml:space="preserve">С точки зрения безопасности, доступ к базе данных осуществляется только через </w:t>
+      </w:r>
+      <w:proofErr w:type="spellStart"/>
+      <w:r>
+        <w:t>backend</w:t>
+      </w:r>
+      <w:proofErr w:type="spellEnd"/>
+      <w:r>
+        <w:t xml:space="preserve">-сервисы по защищённому соединению. Учётные данные для подключения хранятся исключительно в переменных окружения </w:t>
+      </w:r>
+      <w:proofErr w:type="gramStart"/>
+      <w:r>
+        <w:t>(.</w:t>
+      </w:r>
+      <w:proofErr w:type="spellStart"/>
+      <w:r>
+        <w:t>env</w:t>
+      </w:r>
+      <w:proofErr w:type="spellEnd"/>
+      <w:proofErr w:type="gramEnd"/>
+      <w:r>
+        <w:t xml:space="preserve">), что исключает </w:t>
+      </w:r>
       <w:r>
         <w:lastRenderedPageBreak/>
-        <w:t>Поля, по которым осуществляется частый поиск (</w:t>
-      </w:r>
-      <w:proofErr w:type="spellStart"/>
-      <w:r>
-        <w:t>email</w:t>
-      </w:r>
-      <w:proofErr w:type="spellEnd"/>
-      <w:r>
-        <w:t xml:space="preserve">, логин, название турнира), индексированы для ускорения выборки. Время выполнения типового запроса к базе данных не должно превышать 200 </w:t>
-      </w:r>
-      <w:proofErr w:type="spellStart"/>
-      <w:r>
-        <w:t>мс</w:t>
-      </w:r>
-      <w:proofErr w:type="spellEnd"/>
-      <w:r>
-        <w:t xml:space="preserve">, а операции регистрации на турнир и изменения статусов поддерживают </w:t>
-      </w:r>
-      <w:proofErr w:type="spellStart"/>
-      <w:r>
-        <w:t>транзакционность</w:t>
-      </w:r>
-      <w:proofErr w:type="spellEnd"/>
-      <w:r>
-        <w:t>.</w:t>
-      </w:r>
-    </w:p>
-    <w:p>
-      <w:pPr>
-        <w:ind w:firstLine="709"/>
-      </w:pPr>
-      <w:r>
-        <w:t xml:space="preserve">С точки зрения безопасности, доступ к базе данных осуществляется только через </w:t>
-      </w:r>
-      <w:proofErr w:type="spellStart"/>
-      <w:r>
-        <w:t>backend</w:t>
-      </w:r>
-      <w:proofErr w:type="spellEnd"/>
-      <w:r>
-        <w:t xml:space="preserve">-сервисы по защищённому соединению. Учётные данные для подключения хранятся исключительно в переменных окружения </w:t>
-      </w:r>
-      <w:proofErr w:type="gramStart"/>
-      <w:r>
-        <w:t>(.</w:t>
-      </w:r>
-      <w:proofErr w:type="spellStart"/>
-      <w:r>
-        <w:t>env</w:t>
-      </w:r>
-      <w:proofErr w:type="spellEnd"/>
-      <w:proofErr w:type="gramEnd"/>
-      <w:r>
-        <w:t xml:space="preserve">), что исключает их попадание в исходный код. Прямой доступ к портам базы данных извне заблокирован на уровне сетевых настроек </w:t>
+        <w:t xml:space="preserve">их попадание в исходный код. Прямой доступ к портам базы данных извне заблокирован на уровне сетевых настроек </w:t>
       </w:r>
       <w:proofErr w:type="spellStart"/>
       <w:r>
